--- a/8-资源管理/流程制度规范类文件/TJTY-ITSS-0802-运维服务服务台管理制度.docx
+++ b/8-资源管理/流程制度规范类文件/TJTY-ITSS-0802-运维服务服务台管理制度.docx
@@ -3056,7 +3056,7 @@
             <w:fldChar w:fldCharType="begin"/>
           </w:r>
           <w:r>
-            <w:instrText xml:space="preserve"> HYPERLINK \l _Toc1750 </w:instrText>
+            <w:instrText xml:space="preserve"> HYPERLINK \l _Toc18255 </w:instrText>
           </w:r>
           <w:r>
             <w:fldChar w:fldCharType="separate"/>
@@ -3077,7 +3077,7 @@
             <w:fldChar w:fldCharType="begin"/>
           </w:r>
           <w:r>
-            <w:instrText xml:space="preserve"> PAGEREF _Toc1750 \h </w:instrText>
+            <w:instrText xml:space="preserve"> PAGEREF _Toc18255 \h </w:instrText>
           </w:r>
           <w:r>
             <w:fldChar w:fldCharType="separate"/>
@@ -3103,7 +3103,7 @@
             <w:fldChar w:fldCharType="begin"/>
           </w:r>
           <w:r>
-            <w:instrText xml:space="preserve"> HYPERLINK \l _Toc21998 </w:instrText>
+            <w:instrText xml:space="preserve"> HYPERLINK \l _Toc11686 </w:instrText>
           </w:r>
           <w:r>
             <w:fldChar w:fldCharType="separate"/>
@@ -3124,7 +3124,7 @@
             <w:fldChar w:fldCharType="begin"/>
           </w:r>
           <w:r>
-            <w:instrText xml:space="preserve"> PAGEREF _Toc21998 \h </w:instrText>
+            <w:instrText xml:space="preserve"> PAGEREF _Toc11686 \h </w:instrText>
           </w:r>
           <w:r>
             <w:fldChar w:fldCharType="separate"/>
@@ -3150,7 +3150,7 @@
             <w:fldChar w:fldCharType="begin"/>
           </w:r>
           <w:r>
-            <w:instrText xml:space="preserve"> HYPERLINK \l _Toc14951 </w:instrText>
+            <w:instrText xml:space="preserve"> HYPERLINK \l _Toc17272 </w:instrText>
           </w:r>
           <w:r>
             <w:fldChar w:fldCharType="separate"/>
@@ -3171,7 +3171,7 @@
             <w:fldChar w:fldCharType="begin"/>
           </w:r>
           <w:r>
-            <w:instrText xml:space="preserve"> PAGEREF _Toc14951 \h </w:instrText>
+            <w:instrText xml:space="preserve"> PAGEREF _Toc17272 \h </w:instrText>
           </w:r>
           <w:r>
             <w:fldChar w:fldCharType="separate"/>
@@ -3197,7 +3197,7 @@
             <w:fldChar w:fldCharType="begin"/>
           </w:r>
           <w:r>
-            <w:instrText xml:space="preserve"> HYPERLINK \l _Toc4077 </w:instrText>
+            <w:instrText xml:space="preserve"> HYPERLINK \l _Toc12591 </w:instrText>
           </w:r>
           <w:r>
             <w:fldChar w:fldCharType="separate"/>
@@ -3209,7 +3209,7 @@
             <w:t xml:space="preserve">3.1. </w:t>
           </w:r>
           <w:r>
-            <w:t>3.1 运维部</w:t>
+            <w:t>运维部</w:t>
           </w:r>
           <w:r>
             <w:tab/>
@@ -3218,7 +3218,7 @@
             <w:fldChar w:fldCharType="begin"/>
           </w:r>
           <w:r>
-            <w:instrText xml:space="preserve"> PAGEREF _Toc4077 \h </w:instrText>
+            <w:instrText xml:space="preserve"> PAGEREF _Toc12591 \h </w:instrText>
           </w:r>
           <w:r>
             <w:fldChar w:fldCharType="separate"/>
@@ -3244,7 +3244,7 @@
             <w:fldChar w:fldCharType="begin"/>
           </w:r>
           <w:r>
-            <w:instrText xml:space="preserve"> HYPERLINK \l _Toc24061 </w:instrText>
+            <w:instrText xml:space="preserve"> HYPERLINK \l _Toc32117 </w:instrText>
           </w:r>
           <w:r>
             <w:fldChar w:fldCharType="separate"/>
@@ -3256,7 +3256,7 @@
             <w:t xml:space="preserve">3.2. </w:t>
           </w:r>
           <w:r>
-            <w:t>3.2 服务台专员</w:t>
+            <w:t>服务台专员</w:t>
           </w:r>
           <w:r>
             <w:tab/>
@@ -3265,7 +3265,7 @@
             <w:fldChar w:fldCharType="begin"/>
           </w:r>
           <w:r>
-            <w:instrText xml:space="preserve"> PAGEREF _Toc24061 \h </w:instrText>
+            <w:instrText xml:space="preserve"> PAGEREF _Toc32117 \h </w:instrText>
           </w:r>
           <w:r>
             <w:fldChar w:fldCharType="separate"/>
@@ -3291,7 +3291,7 @@
             <w:fldChar w:fldCharType="begin"/>
           </w:r>
           <w:r>
-            <w:instrText xml:space="preserve"> HYPERLINK \l _Toc16788 </w:instrText>
+            <w:instrText xml:space="preserve"> HYPERLINK \l _Toc12176 </w:instrText>
           </w:r>
           <w:r>
             <w:fldChar w:fldCharType="separate"/>
@@ -3303,7 +3303,7 @@
             <w:t xml:space="preserve">3.3. </w:t>
           </w:r>
           <w:r>
-            <w:t>3.3 运维工程师</w:t>
+            <w:t>运维工程师</w:t>
           </w:r>
           <w:r>
             <w:tab/>
@@ -3312,7 +3312,7 @@
             <w:fldChar w:fldCharType="begin"/>
           </w:r>
           <w:r>
-            <w:instrText xml:space="preserve"> PAGEREF _Toc16788 \h </w:instrText>
+            <w:instrText xml:space="preserve"> PAGEREF _Toc12176 \h </w:instrText>
           </w:r>
           <w:r>
             <w:fldChar w:fldCharType="separate"/>
@@ -3338,7 +3338,7 @@
             <w:fldChar w:fldCharType="begin"/>
           </w:r>
           <w:r>
-            <w:instrText xml:space="preserve"> HYPERLINK \l _Toc16488 </w:instrText>
+            <w:instrText xml:space="preserve"> HYPERLINK \l _Toc3820 </w:instrText>
           </w:r>
           <w:r>
             <w:fldChar w:fldCharType="separate"/>
@@ -3359,7 +3359,7 @@
             <w:fldChar w:fldCharType="begin"/>
           </w:r>
           <w:r>
-            <w:instrText xml:space="preserve"> PAGEREF _Toc16488 \h </w:instrText>
+            <w:instrText xml:space="preserve"> PAGEREF _Toc3820 \h </w:instrText>
           </w:r>
           <w:r>
             <w:fldChar w:fldCharType="separate"/>
@@ -3385,7 +3385,7 @@
             <w:fldChar w:fldCharType="begin"/>
           </w:r>
           <w:r>
-            <w:instrText xml:space="preserve"> HYPERLINK \l _Toc20051 </w:instrText>
+            <w:instrText xml:space="preserve"> HYPERLINK \l _Toc8322 </w:instrText>
           </w:r>
           <w:r>
             <w:fldChar w:fldCharType="separate"/>
@@ -3406,7 +3406,7 @@
             <w:fldChar w:fldCharType="begin"/>
           </w:r>
           <w:r>
-            <w:instrText xml:space="preserve"> PAGEREF _Toc20051 \h </w:instrText>
+            <w:instrText xml:space="preserve"> PAGEREF _Toc8322 \h </w:instrText>
           </w:r>
           <w:r>
             <w:fldChar w:fldCharType="separate"/>
@@ -3432,7 +3432,7 @@
             <w:fldChar w:fldCharType="begin"/>
           </w:r>
           <w:r>
-            <w:instrText xml:space="preserve"> HYPERLINK \l _Toc12235 </w:instrText>
+            <w:instrText xml:space="preserve"> HYPERLINK \l _Toc27311 </w:instrText>
           </w:r>
           <w:r>
             <w:fldChar w:fldCharType="separate"/>
@@ -3453,7 +3453,7 @@
             <w:fldChar w:fldCharType="begin"/>
           </w:r>
           <w:r>
-            <w:instrText xml:space="preserve"> PAGEREF _Toc12235 \h </w:instrText>
+            <w:instrText xml:space="preserve"> PAGEREF _Toc27311 \h </w:instrText>
           </w:r>
           <w:r>
             <w:fldChar w:fldCharType="separate"/>
@@ -3479,7 +3479,7 @@
             <w:fldChar w:fldCharType="begin"/>
           </w:r>
           <w:r>
-            <w:instrText xml:space="preserve"> HYPERLINK \l _Toc10857 </w:instrText>
+            <w:instrText xml:space="preserve"> HYPERLINK \l _Toc9610 </w:instrText>
           </w:r>
           <w:r>
             <w:fldChar w:fldCharType="separate"/>
@@ -3500,7 +3500,7 @@
             <w:fldChar w:fldCharType="begin"/>
           </w:r>
           <w:r>
-            <w:instrText xml:space="preserve"> PAGEREF _Toc10857 \h </w:instrText>
+            <w:instrText xml:space="preserve"> PAGEREF _Toc9610 \h </w:instrText>
           </w:r>
           <w:r>
             <w:fldChar w:fldCharType="separate"/>
@@ -3526,7 +3526,7 @@
             <w:fldChar w:fldCharType="begin"/>
           </w:r>
           <w:r>
-            <w:instrText xml:space="preserve"> HYPERLINK \l _Toc23403 </w:instrText>
+            <w:instrText xml:space="preserve"> HYPERLINK \l _Toc9797 </w:instrText>
           </w:r>
           <w:r>
             <w:fldChar w:fldCharType="separate"/>
@@ -3547,7 +3547,7 @@
             <w:fldChar w:fldCharType="begin"/>
           </w:r>
           <w:r>
-            <w:instrText xml:space="preserve"> PAGEREF _Toc23403 \h </w:instrText>
+            <w:instrText xml:space="preserve"> PAGEREF _Toc9797 \h </w:instrText>
           </w:r>
           <w:r>
             <w:fldChar w:fldCharType="separate"/>
@@ -3573,7 +3573,7 @@
             <w:fldChar w:fldCharType="begin"/>
           </w:r>
           <w:r>
-            <w:instrText xml:space="preserve"> HYPERLINK \l _Toc11267 </w:instrText>
+            <w:instrText xml:space="preserve"> HYPERLINK \l _Toc22490 </w:instrText>
           </w:r>
           <w:r>
             <w:fldChar w:fldCharType="separate"/>
@@ -3594,7 +3594,7 @@
             <w:fldChar w:fldCharType="begin"/>
           </w:r>
           <w:r>
-            <w:instrText xml:space="preserve"> PAGEREF _Toc11267 \h </w:instrText>
+            <w:instrText xml:space="preserve"> PAGEREF _Toc22490 \h </w:instrText>
           </w:r>
           <w:r>
             <w:fldChar w:fldCharType="separate"/>
@@ -3620,7 +3620,7 @@
             <w:fldChar w:fldCharType="begin"/>
           </w:r>
           <w:r>
-            <w:instrText xml:space="preserve"> HYPERLINK \l _Toc31958 </w:instrText>
+            <w:instrText xml:space="preserve"> HYPERLINK \l _Toc4283 </w:instrText>
           </w:r>
           <w:r>
             <w:fldChar w:fldCharType="separate"/>
@@ -3641,7 +3641,7 @@
             <w:fldChar w:fldCharType="begin"/>
           </w:r>
           <w:r>
-            <w:instrText xml:space="preserve"> PAGEREF _Toc31958 \h </w:instrText>
+            <w:instrText xml:space="preserve"> PAGEREF _Toc4283 \h </w:instrText>
           </w:r>
           <w:r>
             <w:fldChar w:fldCharType="separate"/>
@@ -3667,7 +3667,7 @@
             <w:fldChar w:fldCharType="begin"/>
           </w:r>
           <w:r>
-            <w:instrText xml:space="preserve"> HYPERLINK \l _Toc14910 </w:instrText>
+            <w:instrText xml:space="preserve"> HYPERLINK \l _Toc618 </w:instrText>
           </w:r>
           <w:r>
             <w:fldChar w:fldCharType="separate"/>
@@ -3688,7 +3688,7 @@
             <w:fldChar w:fldCharType="begin"/>
           </w:r>
           <w:r>
-            <w:instrText xml:space="preserve"> PAGEREF _Toc14910 \h </w:instrText>
+            <w:instrText xml:space="preserve"> PAGEREF _Toc618 \h </w:instrText>
           </w:r>
           <w:r>
             <w:fldChar w:fldCharType="separate"/>
@@ -3714,7 +3714,7 @@
             <w:fldChar w:fldCharType="begin"/>
           </w:r>
           <w:r>
-            <w:instrText xml:space="preserve"> HYPERLINK \l _Toc19282 </w:instrText>
+            <w:instrText xml:space="preserve"> HYPERLINK \l _Toc2265 </w:instrText>
           </w:r>
           <w:r>
             <w:fldChar w:fldCharType="separate"/>
@@ -3735,7 +3735,7 @@
             <w:fldChar w:fldCharType="begin"/>
           </w:r>
           <w:r>
-            <w:instrText xml:space="preserve"> PAGEREF _Toc19282 \h </w:instrText>
+            <w:instrText xml:space="preserve"> PAGEREF _Toc2265 \h </w:instrText>
           </w:r>
           <w:r>
             <w:fldChar w:fldCharType="separate"/>
@@ -3761,7 +3761,7 @@
             <w:fldChar w:fldCharType="begin"/>
           </w:r>
           <w:r>
-            <w:instrText xml:space="preserve"> HYPERLINK \l _Toc29027 </w:instrText>
+            <w:instrText xml:space="preserve"> HYPERLINK \l _Toc4552 </w:instrText>
           </w:r>
           <w:r>
             <w:fldChar w:fldCharType="separate"/>
@@ -3773,7 +3773,7 @@
             <w:t xml:space="preserve">7.3. </w:t>
           </w:r>
           <w:r>
-            <w:t>7.3 解决事件</w:t>
+            <w:t>解决事件</w:t>
           </w:r>
           <w:r>
             <w:tab/>
@@ -3782,7 +3782,7 @@
             <w:fldChar w:fldCharType="begin"/>
           </w:r>
           <w:r>
-            <w:instrText xml:space="preserve"> PAGEREF _Toc29027 \h </w:instrText>
+            <w:instrText xml:space="preserve"> PAGEREF _Toc4552 \h </w:instrText>
           </w:r>
           <w:r>
             <w:fldChar w:fldCharType="separate"/>
@@ -3808,7 +3808,7 @@
             <w:fldChar w:fldCharType="begin"/>
           </w:r>
           <w:r>
-            <w:instrText xml:space="preserve"> HYPERLINK \l _Toc5046 </w:instrText>
+            <w:instrText xml:space="preserve"> HYPERLINK \l _Toc22070 </w:instrText>
           </w:r>
           <w:r>
             <w:fldChar w:fldCharType="separate"/>
@@ -3829,7 +3829,7 @@
             <w:fldChar w:fldCharType="begin"/>
           </w:r>
           <w:r>
-            <w:instrText xml:space="preserve"> PAGEREF _Toc5046 \h </w:instrText>
+            <w:instrText xml:space="preserve"> PAGEREF _Toc22070 \h </w:instrText>
           </w:r>
           <w:r>
             <w:fldChar w:fldCharType="separate"/>
@@ -3855,7 +3855,7 @@
             <w:fldChar w:fldCharType="begin"/>
           </w:r>
           <w:r>
-            <w:instrText xml:space="preserve"> HYPERLINK \l _Toc19926 </w:instrText>
+            <w:instrText xml:space="preserve"> HYPERLINK \l _Toc3946 </w:instrText>
           </w:r>
           <w:r>
             <w:fldChar w:fldCharType="separate"/>
@@ -3876,7 +3876,7 @@
             <w:fldChar w:fldCharType="begin"/>
           </w:r>
           <w:r>
-            <w:instrText xml:space="preserve"> PAGEREF _Toc19926 \h </w:instrText>
+            <w:instrText xml:space="preserve"> PAGEREF _Toc3946 \h </w:instrText>
           </w:r>
           <w:r>
             <w:fldChar w:fldCharType="separate"/>
@@ -3902,7 +3902,7 @@
             <w:fldChar w:fldCharType="begin"/>
           </w:r>
           <w:r>
-            <w:instrText xml:space="preserve"> HYPERLINK \l _Toc24604 </w:instrText>
+            <w:instrText xml:space="preserve"> HYPERLINK \l _Toc9155 </w:instrText>
           </w:r>
           <w:r>
             <w:fldChar w:fldCharType="separate"/>
@@ -3923,7 +3923,7 @@
             <w:fldChar w:fldCharType="begin"/>
           </w:r>
           <w:r>
-            <w:instrText xml:space="preserve"> PAGEREF _Toc24604 \h </w:instrText>
+            <w:instrText xml:space="preserve"> PAGEREF _Toc9155 \h </w:instrText>
           </w:r>
           <w:r>
             <w:fldChar w:fldCharType="separate"/>
@@ -3949,7 +3949,7 @@
             <w:fldChar w:fldCharType="begin"/>
           </w:r>
           <w:r>
-            <w:instrText xml:space="preserve"> HYPERLINK \l _Toc15237 </w:instrText>
+            <w:instrText xml:space="preserve"> HYPERLINK \l _Toc27784 </w:instrText>
           </w:r>
           <w:r>
             <w:fldChar w:fldCharType="separate"/>
@@ -3970,7 +3970,7 @@
             <w:fldChar w:fldCharType="begin"/>
           </w:r>
           <w:r>
-            <w:instrText xml:space="preserve"> PAGEREF _Toc15237 \h </w:instrText>
+            <w:instrText xml:space="preserve"> PAGEREF _Toc27784 \h </w:instrText>
           </w:r>
           <w:r>
             <w:fldChar w:fldCharType="separate"/>
@@ -3996,7 +3996,7 @@
             <w:fldChar w:fldCharType="begin"/>
           </w:r>
           <w:r>
-            <w:instrText xml:space="preserve"> HYPERLINK \l _Toc13836 </w:instrText>
+            <w:instrText xml:space="preserve"> HYPERLINK \l _Toc28605 </w:instrText>
           </w:r>
           <w:r>
             <w:fldChar w:fldCharType="separate"/>
@@ -4017,7 +4017,7 @@
             <w:fldChar w:fldCharType="begin"/>
           </w:r>
           <w:r>
-            <w:instrText xml:space="preserve"> PAGEREF _Toc13836 \h </w:instrText>
+            <w:instrText xml:space="preserve"> PAGEREF _Toc28605 \h </w:instrText>
           </w:r>
           <w:r>
             <w:fldChar w:fldCharType="separate"/>
@@ -4043,7 +4043,7 @@
             <w:fldChar w:fldCharType="begin"/>
           </w:r>
           <w:r>
-            <w:instrText xml:space="preserve"> HYPERLINK \l _Toc5603 </w:instrText>
+            <w:instrText xml:space="preserve"> HYPERLINK \l _Toc16580 </w:instrText>
           </w:r>
           <w:r>
             <w:fldChar w:fldCharType="separate"/>
@@ -4064,7 +4064,7 @@
             <w:fldChar w:fldCharType="begin"/>
           </w:r>
           <w:r>
-            <w:instrText xml:space="preserve"> PAGEREF _Toc5603 \h </w:instrText>
+            <w:instrText xml:space="preserve"> PAGEREF _Toc16580 \h </w:instrText>
           </w:r>
           <w:r>
             <w:fldChar w:fldCharType="separate"/>
@@ -4090,7 +4090,7 @@
             <w:fldChar w:fldCharType="begin"/>
           </w:r>
           <w:r>
-            <w:instrText xml:space="preserve"> HYPERLINK \l _Toc26380 </w:instrText>
+            <w:instrText xml:space="preserve"> HYPERLINK \l _Toc9259 </w:instrText>
           </w:r>
           <w:r>
             <w:fldChar w:fldCharType="separate"/>
@@ -4111,7 +4111,7 @@
             <w:fldChar w:fldCharType="begin"/>
           </w:r>
           <w:r>
-            <w:instrText xml:space="preserve"> PAGEREF _Toc26380 \h </w:instrText>
+            <w:instrText xml:space="preserve"> PAGEREF _Toc9259 \h </w:instrText>
           </w:r>
           <w:r>
             <w:fldChar w:fldCharType="separate"/>
@@ -4137,7 +4137,7 @@
             <w:fldChar w:fldCharType="begin"/>
           </w:r>
           <w:r>
-            <w:instrText xml:space="preserve"> HYPERLINK \l _Toc17588 </w:instrText>
+            <w:instrText xml:space="preserve"> HYPERLINK \l _Toc819 </w:instrText>
           </w:r>
           <w:r>
             <w:fldChar w:fldCharType="separate"/>
@@ -4158,7 +4158,7 @@
             <w:fldChar w:fldCharType="begin"/>
           </w:r>
           <w:r>
-            <w:instrText xml:space="preserve"> PAGEREF _Toc17588 \h </w:instrText>
+            <w:instrText xml:space="preserve"> PAGEREF _Toc819 \h </w:instrText>
           </w:r>
           <w:r>
             <w:fldChar w:fldCharType="separate"/>
@@ -4184,7 +4184,7 @@
             <w:fldChar w:fldCharType="begin"/>
           </w:r>
           <w:r>
-            <w:instrText xml:space="preserve"> HYPERLINK \l _Toc3779 </w:instrText>
+            <w:instrText xml:space="preserve"> HYPERLINK \l _Toc25683 </w:instrText>
           </w:r>
           <w:r>
             <w:fldChar w:fldCharType="separate"/>
@@ -4205,7 +4205,7 @@
             <w:fldChar w:fldCharType="begin"/>
           </w:r>
           <w:r>
-            <w:instrText xml:space="preserve"> PAGEREF _Toc3779 \h </w:instrText>
+            <w:instrText xml:space="preserve"> PAGEREF _Toc25683 \h </w:instrText>
           </w:r>
           <w:r>
             <w:fldChar w:fldCharType="separate"/>
@@ -4231,7 +4231,7 @@
             <w:fldChar w:fldCharType="begin"/>
           </w:r>
           <w:r>
-            <w:instrText xml:space="preserve"> HYPERLINK \l _Toc17457 </w:instrText>
+            <w:instrText xml:space="preserve"> HYPERLINK \l _Toc14463 </w:instrText>
           </w:r>
           <w:r>
             <w:fldChar w:fldCharType="separate"/>
@@ -4252,7 +4252,7 @@
             <w:fldChar w:fldCharType="begin"/>
           </w:r>
           <w:r>
-            <w:instrText xml:space="preserve"> PAGEREF _Toc17457 \h </w:instrText>
+            <w:instrText xml:space="preserve"> PAGEREF _Toc14463 \h </w:instrText>
           </w:r>
           <w:r>
             <w:fldChar w:fldCharType="separate"/>
@@ -4278,7 +4278,7 @@
             <w:fldChar w:fldCharType="begin"/>
           </w:r>
           <w:r>
-            <w:instrText xml:space="preserve"> HYPERLINK \l _Toc29447 </w:instrText>
+            <w:instrText xml:space="preserve"> HYPERLINK \l _Toc16072 </w:instrText>
           </w:r>
           <w:r>
             <w:fldChar w:fldCharType="separate"/>
@@ -4299,7 +4299,7 @@
             <w:fldChar w:fldCharType="begin"/>
           </w:r>
           <w:r>
-            <w:instrText xml:space="preserve"> PAGEREF _Toc29447 \h </w:instrText>
+            <w:instrText xml:space="preserve"> PAGEREF _Toc16072 \h </w:instrText>
           </w:r>
           <w:r>
             <w:fldChar w:fldCharType="separate"/>
@@ -4387,7 +4387,7 @@
         <w:fldChar w:fldCharType="begin"/>
       </w:r>
       <w:r>
-        <w:instrText xml:space="preserve"> HYPERLINK \l _Toc32319 </w:instrText>
+        <w:instrText xml:space="preserve"> HYPERLINK \l _Toc8345 </w:instrText>
       </w:r>
       <w:r>
         <w:fldChar w:fldCharType="separate"/>
@@ -4404,7 +4404,7 @@
           <w:rFonts w:hint="default"/>
           <w:lang w:val="en-US" w:eastAsia="zh-CN"/>
         </w:rPr>
-        <w:t>7</w:t>
+        <w:t>3</w:t>
       </w:r>
       <w:r>
         <w:rPr>
@@ -4433,7 +4433,7 @@
         <w:fldChar w:fldCharType="begin"/>
       </w:r>
       <w:r>
-        <w:instrText xml:space="preserve"> PAGEREF _Toc32319 \h </w:instrText>
+        <w:instrText xml:space="preserve"> PAGEREF _Toc8345 \h </w:instrText>
       </w:r>
       <w:r>
         <w:fldChar w:fldCharType="separate"/>
@@ -4459,7 +4459,7 @@
         <w:fldChar w:fldCharType="begin"/>
       </w:r>
       <w:r>
-        <w:instrText xml:space="preserve"> HYPERLINK \l _Toc6293 </w:instrText>
+        <w:instrText xml:space="preserve"> HYPERLINK \l _Toc28003 </w:instrText>
       </w:r>
       <w:r>
         <w:fldChar w:fldCharType="separate"/>
@@ -4476,7 +4476,7 @@
           <w:rFonts w:hint="default"/>
           <w:lang w:val="en-US" w:eastAsia="zh-CN"/>
         </w:rPr>
-        <w:t>7</w:t>
+        <w:t>4</w:t>
       </w:r>
       <w:r>
         <w:rPr>
@@ -4505,7 +4505,7 @@
         <w:fldChar w:fldCharType="begin"/>
       </w:r>
       <w:r>
-        <w:instrText xml:space="preserve"> PAGEREF _Toc6293 \h </w:instrText>
+        <w:instrText xml:space="preserve"> PAGEREF _Toc28003 \h </w:instrText>
       </w:r>
       <w:r>
         <w:fldChar w:fldCharType="separate"/>
@@ -4531,7 +4531,7 @@
         <w:fldChar w:fldCharType="begin"/>
       </w:r>
       <w:r>
-        <w:instrText xml:space="preserve"> HYPERLINK \l _Toc24453 </w:instrText>
+        <w:instrText xml:space="preserve"> HYPERLINK \l _Toc17065 </w:instrText>
       </w:r>
       <w:r>
         <w:fldChar w:fldCharType="separate"/>
@@ -4548,7 +4548,7 @@
           <w:rFonts w:hint="default"/>
           <w:lang w:val="en-US" w:eastAsia="zh-CN"/>
         </w:rPr>
-        <w:t>7</w:t>
+        <w:t>5</w:t>
       </w:r>
       <w:r>
         <w:rPr>
@@ -4577,7 +4577,7 @@
         <w:fldChar w:fldCharType="begin"/>
       </w:r>
       <w:r>
-        <w:instrText xml:space="preserve"> PAGEREF _Toc24453 \h </w:instrText>
+        <w:instrText xml:space="preserve"> PAGEREF _Toc17065 \h </w:instrText>
       </w:r>
       <w:r>
         <w:fldChar w:fldCharType="separate"/>
@@ -4603,7 +4603,7 @@
         <w:fldChar w:fldCharType="begin"/>
       </w:r>
       <w:r>
-        <w:instrText xml:space="preserve"> HYPERLINK \l _Toc2966 </w:instrText>
+        <w:instrText xml:space="preserve"> HYPERLINK \l _Toc21575 </w:instrText>
       </w:r>
       <w:r>
         <w:fldChar w:fldCharType="separate"/>
@@ -4620,7 +4620,7 @@
           <w:rFonts w:hint="default"/>
           <w:lang w:val="en-US" w:eastAsia="zh-CN"/>
         </w:rPr>
-        <w:t>7</w:t>
+        <w:t>5</w:t>
       </w:r>
       <w:r>
         <w:rPr>
@@ -4630,7 +4630,7 @@
         <w:t>-</w:t>
       </w:r>
       <w:r>
-        <w:t xml:space="preserve">1 </w:t>
+        <w:t xml:space="preserve">2 </w:t>
       </w:r>
       <w:r>
         <w:rPr>
@@ -4649,7 +4649,7 @@
         <w:fldChar w:fldCharType="begin"/>
       </w:r>
       <w:r>
-        <w:instrText xml:space="preserve"> PAGEREF _Toc2966 \h </w:instrText>
+        <w:instrText xml:space="preserve"> PAGEREF _Toc21575 \h </w:instrText>
       </w:r>
       <w:r>
         <w:fldChar w:fldCharType="separate"/>
@@ -4675,7 +4675,7 @@
         <w:fldChar w:fldCharType="begin"/>
       </w:r>
       <w:r>
-        <w:instrText xml:space="preserve"> HYPERLINK \l _Toc23346 </w:instrText>
+        <w:instrText xml:space="preserve"> HYPERLINK \l _Toc26814 </w:instrText>
       </w:r>
       <w:r>
         <w:fldChar w:fldCharType="separate"/>
@@ -4721,7 +4721,7 @@
         <w:fldChar w:fldCharType="begin"/>
       </w:r>
       <w:r>
-        <w:instrText xml:space="preserve"> PAGEREF _Toc23346 \h </w:instrText>
+        <w:instrText xml:space="preserve"> PAGEREF _Toc26814 \h </w:instrText>
       </w:r>
       <w:r>
         <w:fldChar w:fldCharType="separate"/>
@@ -4747,7 +4747,7 @@
         <w:fldChar w:fldCharType="begin"/>
       </w:r>
       <w:r>
-        <w:instrText xml:space="preserve"> HYPERLINK \l _Toc28536 </w:instrText>
+        <w:instrText xml:space="preserve"> HYPERLINK \l _Toc11375 </w:instrText>
       </w:r>
       <w:r>
         <w:fldChar w:fldCharType="separate"/>
@@ -4764,7 +4764,7 @@
           <w:rFonts w:hint="default"/>
           <w:lang w:val="en-US" w:eastAsia="zh-CN"/>
         </w:rPr>
-        <w:t>7</w:t>
+        <w:t>8</w:t>
       </w:r>
       <w:r>
         <w:rPr>
@@ -4793,7 +4793,7 @@
         <w:fldChar w:fldCharType="begin"/>
       </w:r>
       <w:r>
-        <w:instrText xml:space="preserve"> PAGEREF _Toc28536 \h </w:instrText>
+        <w:instrText xml:space="preserve"> PAGEREF _Toc11375 \h </w:instrText>
       </w:r>
       <w:r>
         <w:fldChar w:fldCharType="separate"/>
@@ -4819,7 +4819,7 @@
         <w:fldChar w:fldCharType="begin"/>
       </w:r>
       <w:r>
-        <w:instrText xml:space="preserve"> HYPERLINK \l _Toc31843 </w:instrText>
+        <w:instrText xml:space="preserve"> HYPERLINK \l _Toc4051 </w:instrText>
       </w:r>
       <w:r>
         <w:fldChar w:fldCharType="separate"/>
@@ -4836,7 +4836,7 @@
           <w:rFonts w:hint="default"/>
           <w:lang w:val="en-US" w:eastAsia="zh-CN"/>
         </w:rPr>
-        <w:t>7</w:t>
+        <w:t>8</w:t>
       </w:r>
       <w:r>
         <w:rPr>
@@ -4846,7 +4846,7 @@
         <w:t>-</w:t>
       </w:r>
       <w:r>
-        <w:t xml:space="preserve">1 </w:t>
+        <w:t xml:space="preserve">2 </w:t>
       </w:r>
       <w:r>
         <w:rPr>
@@ -4865,7 +4865,7 @@
         <w:fldChar w:fldCharType="begin"/>
       </w:r>
       <w:r>
-        <w:instrText xml:space="preserve"> PAGEREF _Toc31843 \h </w:instrText>
+        <w:instrText xml:space="preserve"> PAGEREF _Toc4051 \h </w:instrText>
       </w:r>
       <w:r>
         <w:fldChar w:fldCharType="separate"/>
@@ -4891,7 +4891,7 @@
         <w:fldChar w:fldCharType="begin"/>
       </w:r>
       <w:r>
-        <w:instrText xml:space="preserve"> HYPERLINK \l _Toc20324 </w:instrText>
+        <w:instrText xml:space="preserve"> HYPERLINK \l _Toc4169 </w:instrText>
       </w:r>
       <w:r>
         <w:fldChar w:fldCharType="separate"/>
@@ -4908,7 +4908,7 @@
           <w:rFonts w:hint="default"/>
           <w:lang w:val="en-US" w:eastAsia="zh-CN"/>
         </w:rPr>
-        <w:t>7</w:t>
+        <w:t>8</w:t>
       </w:r>
       <w:r>
         <w:rPr>
@@ -4918,7 +4918,7 @@
         <w:t>-</w:t>
       </w:r>
       <w:r>
-        <w:t xml:space="preserve">1 </w:t>
+        <w:t xml:space="preserve">3 </w:t>
       </w:r>
       <w:r>
         <w:rPr>
@@ -4937,7 +4937,7 @@
         <w:fldChar w:fldCharType="begin"/>
       </w:r>
       <w:r>
-        <w:instrText xml:space="preserve"> PAGEREF _Toc20324 \h </w:instrText>
+        <w:instrText xml:space="preserve"> PAGEREF _Toc4169 \h </w:instrText>
       </w:r>
       <w:r>
         <w:fldChar w:fldCharType="separate"/>
@@ -4963,7 +4963,7 @@
         <w:fldChar w:fldCharType="begin"/>
       </w:r>
       <w:r>
-        <w:instrText xml:space="preserve"> HYPERLINK \l _Toc1960 </w:instrText>
+        <w:instrText xml:space="preserve"> HYPERLINK \l _Toc2156 </w:instrText>
       </w:r>
       <w:r>
         <w:fldChar w:fldCharType="separate"/>
@@ -4980,7 +4980,7 @@
           <w:rFonts w:hint="default"/>
           <w:lang w:val="en-US" w:eastAsia="zh-CN"/>
         </w:rPr>
-        <w:t>7</w:t>
+        <w:t>9</w:t>
       </w:r>
       <w:r>
         <w:rPr>
@@ -5009,7 +5009,7 @@
         <w:fldChar w:fldCharType="begin"/>
       </w:r>
       <w:r>
-        <w:instrText xml:space="preserve"> PAGEREF _Toc1960 \h </w:instrText>
+        <w:instrText xml:space="preserve"> PAGEREF _Toc2156 \h </w:instrText>
       </w:r>
       <w:r>
         <w:fldChar w:fldCharType="separate"/>
@@ -5035,7 +5035,7 @@
         <w:fldChar w:fldCharType="begin"/>
       </w:r>
       <w:r>
-        <w:instrText xml:space="preserve"> HYPERLINK \l _Toc30105 </w:instrText>
+        <w:instrText xml:space="preserve"> HYPERLINK \l _Toc19479 </w:instrText>
       </w:r>
       <w:r>
         <w:fldChar w:fldCharType="separate"/>
@@ -5052,7 +5052,7 @@
           <w:rFonts w:hint="default"/>
           <w:lang w:val="en-US" w:eastAsia="zh-CN"/>
         </w:rPr>
-        <w:t>7</w:t>
+        <w:t>11</w:t>
       </w:r>
       <w:r>
         <w:rPr>
@@ -5081,7 +5081,7 @@
         <w:fldChar w:fldCharType="begin"/>
       </w:r>
       <w:r>
-        <w:instrText xml:space="preserve"> PAGEREF _Toc30105 \h </w:instrText>
+        <w:instrText xml:space="preserve"> PAGEREF _Toc19479 \h </w:instrText>
       </w:r>
       <w:r>
         <w:fldChar w:fldCharType="separate"/>
@@ -5093,6 +5093,196 @@
         <w:fldChar w:fldCharType="end"/>
       </w:r>
       <w:r>
+        <w:fldChar w:fldCharType="end"/>
+      </w:r>
+    </w:p>
+    <w:p>
+      <w:pPr>
+        <w:keepNext w:val="0"/>
+        <w:keepLines w:val="0"/>
+        <w:pageBreakBefore w:val="0"/>
+        <w:widowControl w:val="0"/>
+        <w:kinsoku w:val="0"/>
+        <w:wordWrap/>
+        <w:overflowPunct/>
+        <w:topLinePunct w:val="0"/>
+        <w:autoSpaceDE w:val="0"/>
+        <w:autoSpaceDN w:val="0"/>
+        <w:bidi w:val="0"/>
+        <w:adjustRightInd w:val="0"/>
+        <w:snapToGrid w:val="0"/>
+        <w:jc w:val="center"/>
+        <w:textAlignment w:val="baseline"/>
+      </w:pPr>
+      <w:r>
+        <w:fldChar w:fldCharType="end"/>
+      </w:r>
+    </w:p>
+    <w:p>
+      <w:pPr>
+        <w:keepNext w:val="0"/>
+        <w:keepLines w:val="0"/>
+        <w:pageBreakBefore w:val="0"/>
+        <w:widowControl w:val="0"/>
+        <w:kinsoku w:val="0"/>
+        <w:wordWrap/>
+        <w:overflowPunct/>
+        <w:topLinePunct w:val="0"/>
+        <w:autoSpaceDE w:val="0"/>
+        <w:autoSpaceDN w:val="0"/>
+        <w:bidi w:val="0"/>
+        <w:adjustRightInd w:val="0"/>
+        <w:snapToGrid w:val="0"/>
+        <w:jc w:val="center"/>
+        <w:textAlignment w:val="baseline"/>
+        <w:rPr>
+          <w:rFonts w:hint="eastAsia"/>
+          <w:lang w:val="en-US" w:eastAsia="zh-CN"/>
+        </w:rPr>
+      </w:pPr>
+      <w:r>
+        <w:rPr>
+          <w:rFonts w:hint="eastAsia"/>
+          <w:lang w:val="en-US" w:eastAsia="zh-CN"/>
+        </w:rPr>
+        <w:t>图目录</w:t>
+      </w:r>
+    </w:p>
+    <w:p>
+      <w:pPr>
+        <w:pStyle w:val="17"/>
+        <w:tabs>
+          <w:tab w:val="right" w:leader="dot" w:pos="8306"/>
+        </w:tabs>
+      </w:pPr>
+      <w:bookmarkStart w:id="76" w:name="_GoBack"/>
+      <w:bookmarkEnd w:id="76"/>
+      <w:r>
+        <w:rPr>
+          <w:rFonts w:hint="eastAsia"/>
+          <w:lang w:val="en-US" w:eastAsia="zh-CN"/>
+        </w:rPr>
+        <w:fldChar w:fldCharType="begin"/>
+      </w:r>
+      <w:r>
+        <w:rPr>
+          <w:rFonts w:hint="eastAsia"/>
+          <w:lang w:val="en-US" w:eastAsia="zh-CN"/>
+        </w:rPr>
+        <w:instrText xml:space="preserve">TOC \h \c "图"</w:instrText>
+      </w:r>
+      <w:r>
+        <w:rPr>
+          <w:rFonts w:hint="eastAsia"/>
+          <w:lang w:val="en-US" w:eastAsia="zh-CN"/>
+        </w:rPr>
+        <w:fldChar w:fldCharType="separate"/>
+      </w:r>
+      <w:r>
+        <w:rPr>
+          <w:rFonts w:hint="eastAsia"/>
+          <w:lang w:val="en-US" w:eastAsia="zh-CN"/>
+        </w:rPr>
+        <w:fldChar w:fldCharType="begin"/>
+      </w:r>
+      <w:r>
+        <w:rPr>
+          <w:rFonts w:hint="eastAsia"/>
+          <w:lang w:val="en-US" w:eastAsia="zh-CN"/>
+        </w:rPr>
+        <w:instrText xml:space="preserve"> HYPERLINK \l _Toc20580 </w:instrText>
+      </w:r>
+      <w:r>
+        <w:rPr>
+          <w:rFonts w:hint="eastAsia"/>
+          <w:lang w:val="en-US" w:eastAsia="zh-CN"/>
+        </w:rPr>
+        <w:fldChar w:fldCharType="separate"/>
+      </w:r>
+      <w:r>
+        <w:rPr>
+          <w:rFonts w:hint="eastAsia"/>
+          <w:lang w:val="en-US" w:eastAsia="zh-CN"/>
+        </w:rPr>
+        <w:t xml:space="preserve">图 </w:t>
+      </w:r>
+      <w:r>
+        <w:rPr>
+          <w:rFonts w:hint="default"/>
+          <w:lang w:val="en-US" w:eastAsia="zh-CN"/>
+        </w:rPr>
+        <w:t>6</w:t>
+      </w:r>
+      <w:r>
+        <w:rPr>
+          <w:rFonts w:hint="eastAsia"/>
+          <w:lang w:val="en-US" w:eastAsia="zh-CN"/>
+        </w:rPr>
+        <w:t>-</w:t>
+      </w:r>
+      <w:r>
+        <w:t xml:space="preserve">1 </w:t>
+      </w:r>
+      <w:r>
+        <w:rPr>
+          <w:rFonts w:hint="eastAsia"/>
+          <w:lang w:val="en-US" w:eastAsia="zh-CN"/>
+        </w:rPr>
+        <w:t xml:space="preserve"> 服务台工作流程图</w:t>
+      </w:r>
+      <w:r>
+        <w:tab/>
+      </w:r>
+      <w:r>
+        <w:fldChar w:fldCharType="begin"/>
+      </w:r>
+      <w:r>
+        <w:instrText xml:space="preserve"> PAGEREF _Toc20580 \h </w:instrText>
+      </w:r>
+      <w:r>
+        <w:fldChar w:fldCharType="separate"/>
+      </w:r>
+      <w:r>
+        <w:t>8</w:t>
+      </w:r>
+      <w:r>
+        <w:fldChar w:fldCharType="end"/>
+      </w:r>
+      <w:r>
+        <w:rPr>
+          <w:rFonts w:hint="eastAsia"/>
+          <w:lang w:val="en-US" w:eastAsia="zh-CN"/>
+        </w:rPr>
+        <w:fldChar w:fldCharType="end"/>
+      </w:r>
+    </w:p>
+    <w:p>
+      <w:pPr>
+        <w:keepNext w:val="0"/>
+        <w:keepLines w:val="0"/>
+        <w:pageBreakBefore w:val="0"/>
+        <w:widowControl w:val="0"/>
+        <w:kinsoku w:val="0"/>
+        <w:wordWrap/>
+        <w:overflowPunct/>
+        <w:topLinePunct w:val="0"/>
+        <w:autoSpaceDE w:val="0"/>
+        <w:autoSpaceDN w:val="0"/>
+        <w:bidi w:val="0"/>
+        <w:adjustRightInd w:val="0"/>
+        <w:snapToGrid w:val="0"/>
+        <w:jc w:val="center"/>
+        <w:textAlignment w:val="baseline"/>
+        <w:rPr>
+          <w:rFonts w:hint="eastAsia"/>
+          <w:lang w:val="en-US" w:eastAsia="zh-CN"/>
+        </w:rPr>
+      </w:pPr>
+      <w:r>
+        <w:rPr>
+          <w:rFonts w:hint="eastAsia"/>
+          <w:lang w:val="en-US" w:eastAsia="zh-CN"/>
+        </w:rPr>
         <w:fldChar w:fldCharType="end"/>
       </w:r>
     </w:p>
@@ -5112,27 +5302,6 @@
         <w:adjustRightInd w:val="0"/>
         <w:snapToGrid w:val="0"/>
         <w:textAlignment w:val="baseline"/>
-      </w:pPr>
-      <w:r>
-        <w:fldChar w:fldCharType="end"/>
-      </w:r>
-    </w:p>
-    <w:p>
-      <w:pPr>
-        <w:keepNext w:val="0"/>
-        <w:keepLines w:val="0"/>
-        <w:pageBreakBefore w:val="0"/>
-        <w:widowControl w:val="0"/>
-        <w:kinsoku w:val="0"/>
-        <w:wordWrap/>
-        <w:overflowPunct/>
-        <w:topLinePunct w:val="0"/>
-        <w:autoSpaceDE w:val="0"/>
-        <w:autoSpaceDN w:val="0"/>
-        <w:bidi w:val="0"/>
-        <w:adjustRightInd w:val="0"/>
-        <w:snapToGrid w:val="0"/>
-        <w:textAlignment w:val="baseline"/>
         <w:rPr>
           <w:rFonts w:hint="default"/>
           <w:lang w:val="en-US" w:eastAsia="zh-CN"/>
@@ -5151,8 +5320,8 @@
         <w:pStyle w:val="31"/>
         <w:bidi w:val="0"/>
       </w:pPr>
-      <w:bookmarkStart w:id="1" w:name="_Toc1750"/>
-      <w:bookmarkStart w:id="2" w:name="heading_2"/>
+      <w:bookmarkStart w:id="1" w:name="heading_2"/>
+      <w:bookmarkStart w:id="2" w:name="_Toc18255"/>
       <w:r>
         <w:t>目的</w:t>
       </w:r>
@@ -5174,7 +5343,7 @@
         <w:bidi w:val="0"/>
       </w:pPr>
       <w:bookmarkStart w:id="3" w:name="heading_3"/>
-      <w:bookmarkStart w:id="4" w:name="_Toc21998"/>
+      <w:bookmarkStart w:id="4" w:name="_Toc11686"/>
       <w:r>
         <w:t>范围</w:t>
       </w:r>
@@ -5196,7 +5365,7 @@
         <w:bidi w:val="0"/>
       </w:pPr>
       <w:bookmarkStart w:id="5" w:name="heading_4"/>
-      <w:bookmarkStart w:id="6" w:name="_Toc14951"/>
+      <w:bookmarkStart w:id="6" w:name="_Toc17272"/>
       <w:r>
         <w:t>角色与职责</w:t>
       </w:r>
@@ -5321,7 +5490,7 @@
         </w:rPr>
         <w:fldChar w:fldCharType="end"/>
       </w:r>
-      <w:bookmarkStart w:id="8" w:name="_Toc32319"/>
+      <w:bookmarkStart w:id="8" w:name="_Toc8345"/>
       <w:r>
         <w:rPr>
           <w:rFonts w:hint="eastAsia"/>
@@ -5968,8 +6137,8 @@
         <w:pStyle w:val="33"/>
         <w:bidi w:val="0"/>
       </w:pPr>
-      <w:bookmarkStart w:id="9" w:name="_Toc4077"/>
-      <w:bookmarkStart w:id="10" w:name="heading_6"/>
+      <w:bookmarkStart w:id="9" w:name="heading_6"/>
+      <w:bookmarkStart w:id="10" w:name="_Toc12591"/>
       <w:r>
         <w:t>运维部</w:t>
       </w:r>
@@ -6046,8 +6215,8 @@
         <w:pStyle w:val="33"/>
         <w:bidi w:val="0"/>
       </w:pPr>
-      <w:bookmarkStart w:id="11" w:name="_Toc24061"/>
-      <w:bookmarkStart w:id="12" w:name="heading_7"/>
+      <w:bookmarkStart w:id="11" w:name="heading_7"/>
+      <w:bookmarkStart w:id="12" w:name="_Toc32117"/>
       <w:r>
         <w:t>服务台专员</w:t>
       </w:r>
@@ -6166,10 +6335,8 @@
         <w:pStyle w:val="33"/>
         <w:bidi w:val="0"/>
       </w:pPr>
-      <w:bookmarkStart w:id="75" w:name="_GoBack"/>
-      <w:bookmarkEnd w:id="75"/>
       <w:bookmarkStart w:id="13" w:name="heading_8"/>
-      <w:bookmarkStart w:id="14" w:name="_Toc16788"/>
+      <w:bookmarkStart w:id="14" w:name="_Toc12176"/>
       <w:r>
         <w:t>运维工程师</w:t>
       </w:r>
@@ -6274,8 +6441,8 @@
         <w:pStyle w:val="31"/>
         <w:bidi w:val="0"/>
       </w:pPr>
-      <w:bookmarkStart w:id="15" w:name="_Toc16488"/>
-      <w:bookmarkStart w:id="16" w:name="heading_9"/>
+      <w:bookmarkStart w:id="15" w:name="heading_9"/>
+      <w:bookmarkStart w:id="16" w:name="_Toc3820"/>
       <w:r>
         <w:t>服务热线及工作时间</w:t>
       </w:r>
@@ -6400,7 +6567,7 @@
         </w:rPr>
         <w:fldChar w:fldCharType="end"/>
       </w:r>
-      <w:bookmarkStart w:id="18" w:name="_Toc6293"/>
+      <w:bookmarkStart w:id="18" w:name="_Toc28003"/>
       <w:r>
         <w:rPr>
           <w:rFonts w:hint="eastAsia"/>
@@ -6719,8 +6886,8 @@
         <w:pStyle w:val="31"/>
         <w:bidi w:val="0"/>
       </w:pPr>
-      <w:bookmarkStart w:id="19" w:name="_Toc20051"/>
-      <w:bookmarkStart w:id="20" w:name="heading_11"/>
+      <w:bookmarkStart w:id="19" w:name="heading_11"/>
+      <w:bookmarkStart w:id="20" w:name="_Toc8322"/>
       <w:r>
         <w:t>服务台服务规范</w:t>
       </w:r>
@@ -6733,7 +6900,7 @@
         <w:bidi w:val="0"/>
       </w:pPr>
       <w:bookmarkStart w:id="21" w:name="heading_12"/>
-      <w:bookmarkStart w:id="22" w:name="_Toc12235"/>
+      <w:bookmarkStart w:id="22" w:name="_Toc27311"/>
       <w:r>
         <w:t>接听规范</w:t>
       </w:r>
@@ -6858,7 +7025,7 @@
         </w:rPr>
         <w:fldChar w:fldCharType="end"/>
       </w:r>
-      <w:bookmarkStart w:id="24" w:name="_Toc24453"/>
+      <w:bookmarkStart w:id="24" w:name="_Toc17065"/>
       <w:r>
         <w:rPr>
           <w:rFonts w:hint="eastAsia"/>
@@ -7347,7 +7514,7 @@
         <w:bidi w:val="0"/>
       </w:pPr>
       <w:bookmarkStart w:id="25" w:name="heading_14"/>
-      <w:bookmarkStart w:id="26" w:name="_Toc10857"/>
+      <w:bookmarkStart w:id="26" w:name="_Toc9610"/>
       <w:r>
         <w:t>接听禁止用语和推荐用语</w:t>
       </w:r>
@@ -7473,7 +7640,7 @@
         </w:rPr>
         <w:fldChar w:fldCharType="end"/>
       </w:r>
-      <w:bookmarkStart w:id="28" w:name="_Toc2966"/>
+      <w:bookmarkStart w:id="28" w:name="_Toc21575"/>
       <w:r>
         <w:rPr>
           <w:rFonts w:hint="eastAsia"/>
@@ -8507,7 +8674,7 @@
         <w:bidi w:val="0"/>
       </w:pPr>
       <w:bookmarkStart w:id="29" w:name="heading_16"/>
-      <w:bookmarkStart w:id="30" w:name="_Toc23403"/>
+      <w:bookmarkStart w:id="30" w:name="_Toc9797"/>
       <w:r>
         <w:t>服务台工作流程</w:t>
       </w:r>
@@ -8519,8 +8686,8 @@
         <w:pStyle w:val="33"/>
         <w:bidi w:val="0"/>
       </w:pPr>
-      <w:bookmarkStart w:id="31" w:name="_Toc11267"/>
-      <w:bookmarkStart w:id="32" w:name="heading_17"/>
+      <w:bookmarkStart w:id="31" w:name="heading_17"/>
+      <w:bookmarkStart w:id="32" w:name="_Toc22490"/>
       <w:r>
         <w:t>服务台工作流程图</w:t>
       </w:r>
@@ -8533,6 +8700,10 @@
         <w:keepNext/>
         <w:bidi w:val="0"/>
         <w:jc w:val="center"/>
+        <w:rPr>
+          <w:rFonts w:hint="default"/>
+          <w:lang w:val="en-US"/>
+        </w:rPr>
       </w:pPr>
       <w:r>
         <w:rPr>
@@ -8645,16 +8816,15 @@
         </w:rPr>
         <w:fldChar w:fldCharType="end"/>
       </w:r>
-      <w:r>
-        <w:rPr>
-          <w:rFonts w:hint="eastAsia"/>
-          <w:lang w:val="en-US" w:eastAsia="zh-CN"/>
-        </w:rPr>
-        <w:t xml:space="preserve"> </w:t>
-      </w:r>
-      <w:r>
-        <w:t>接听用语规范表</w:t>
-      </w:r>
+      <w:bookmarkStart w:id="33" w:name="_Toc20580"/>
+      <w:r>
+        <w:rPr>
+          <w:rFonts w:hint="eastAsia"/>
+          <w:lang w:val="en-US" w:eastAsia="zh-CN"/>
+        </w:rPr>
+        <w:t xml:space="preserve"> 服务台工作流程图</w:t>
+      </w:r>
+      <w:bookmarkEnd w:id="33"/>
     </w:p>
     <w:p>
       <w:pPr>
@@ -8706,26 +8876,26 @@
         <w:pStyle w:val="31"/>
         <w:bidi w:val="0"/>
       </w:pPr>
-      <w:bookmarkStart w:id="33" w:name="heading_18"/>
-      <w:bookmarkStart w:id="34" w:name="_Toc31958"/>
+      <w:bookmarkStart w:id="34" w:name="heading_18"/>
+      <w:bookmarkStart w:id="35" w:name="_Toc4283"/>
       <w:r>
         <w:t>服务台工作流程说明</w:t>
       </w:r>
-      <w:bookmarkEnd w:id="33"/>
       <w:bookmarkEnd w:id="34"/>
+      <w:bookmarkEnd w:id="35"/>
     </w:p>
     <w:p>
       <w:pPr>
         <w:pStyle w:val="33"/>
         <w:bidi w:val="0"/>
       </w:pPr>
-      <w:bookmarkStart w:id="35" w:name="_Toc14910"/>
       <w:bookmarkStart w:id="36" w:name="heading_19"/>
+      <w:bookmarkStart w:id="37" w:name="_Toc618"/>
       <w:r>
         <w:t>报障受理、记录</w:t>
       </w:r>
-      <w:bookmarkEnd w:id="35"/>
       <w:bookmarkEnd w:id="36"/>
+      <w:bookmarkEnd w:id="37"/>
     </w:p>
     <w:p>
       <w:pPr>
@@ -8741,13 +8911,13 @@
         <w:pStyle w:val="33"/>
         <w:bidi w:val="0"/>
       </w:pPr>
-      <w:bookmarkStart w:id="37" w:name="heading_20"/>
-      <w:bookmarkStart w:id="38" w:name="_Toc19282"/>
+      <w:bookmarkStart w:id="38" w:name="heading_20"/>
+      <w:bookmarkStart w:id="39" w:name="_Toc2265"/>
       <w:r>
         <w:t>分析判断</w:t>
       </w:r>
-      <w:bookmarkEnd w:id="37"/>
       <w:bookmarkEnd w:id="38"/>
+      <w:bookmarkEnd w:id="39"/>
     </w:p>
     <w:p>
       <w:pPr>
@@ -8782,13 +8952,13 @@
         <w:pStyle w:val="33"/>
         <w:bidi w:val="0"/>
       </w:pPr>
-      <w:bookmarkStart w:id="39" w:name="heading_21"/>
-      <w:bookmarkStart w:id="40" w:name="_Toc29027"/>
-      <w:r>
-        <w:t>7.3 解决事件</w:t>
-      </w:r>
-      <w:bookmarkEnd w:id="39"/>
+      <w:bookmarkStart w:id="40" w:name="heading_21"/>
+      <w:bookmarkStart w:id="41" w:name="_Toc4552"/>
+      <w:r>
+        <w:t>解决事件</w:t>
+      </w:r>
       <w:bookmarkEnd w:id="40"/>
+      <w:bookmarkEnd w:id="41"/>
     </w:p>
     <w:p>
       <w:pPr>
@@ -8823,13 +8993,13 @@
         <w:pStyle w:val="33"/>
         <w:bidi w:val="0"/>
       </w:pPr>
-      <w:bookmarkStart w:id="41" w:name="heading_22"/>
-      <w:bookmarkStart w:id="42" w:name="_Toc5046"/>
+      <w:bookmarkStart w:id="42" w:name="heading_22"/>
+      <w:bookmarkStart w:id="43" w:name="_Toc22070"/>
       <w:r>
         <w:t>工单关闭</w:t>
       </w:r>
-      <w:bookmarkEnd w:id="41"/>
       <w:bookmarkEnd w:id="42"/>
+      <w:bookmarkEnd w:id="43"/>
     </w:p>
     <w:p>
       <w:pPr>
@@ -8845,13 +9015,13 @@
         <w:pStyle w:val="33"/>
         <w:bidi w:val="0"/>
       </w:pPr>
-      <w:bookmarkStart w:id="43" w:name="_Toc19926"/>
       <w:bookmarkStart w:id="44" w:name="heading_23"/>
+      <w:bookmarkStart w:id="45" w:name="_Toc3946"/>
       <w:r>
         <w:t>录入知识库</w:t>
       </w:r>
-      <w:bookmarkEnd w:id="43"/>
       <w:bookmarkEnd w:id="44"/>
+      <w:bookmarkEnd w:id="45"/>
     </w:p>
     <w:p>
       <w:pPr>
@@ -8867,13 +9037,13 @@
         <w:pStyle w:val="33"/>
         <w:bidi w:val="0"/>
       </w:pPr>
-      <w:bookmarkStart w:id="45" w:name="heading_24"/>
-      <w:bookmarkStart w:id="46" w:name="_Toc24604"/>
+      <w:bookmarkStart w:id="46" w:name="heading_24"/>
+      <w:bookmarkStart w:id="47" w:name="_Toc9155"/>
       <w:r>
         <w:t>客户回访及满意度调查</w:t>
       </w:r>
-      <w:bookmarkEnd w:id="45"/>
       <w:bookmarkEnd w:id="46"/>
+      <w:bookmarkEnd w:id="47"/>
     </w:p>
     <w:p>
       <w:pPr>
@@ -8942,13 +9112,13 @@
         <w:pStyle w:val="33"/>
         <w:bidi w:val="0"/>
       </w:pPr>
-      <w:bookmarkStart w:id="47" w:name="heading_25"/>
-      <w:bookmarkStart w:id="48" w:name="_Toc15237"/>
+      <w:bookmarkStart w:id="48" w:name="heading_25"/>
+      <w:bookmarkStart w:id="49" w:name="_Toc27784"/>
       <w:r>
         <w:t>派工单管理</w:t>
       </w:r>
-      <w:bookmarkEnd w:id="47"/>
       <w:bookmarkEnd w:id="48"/>
+      <w:bookmarkEnd w:id="49"/>
     </w:p>
     <w:p>
       <w:pPr>
@@ -8956,7 +9126,7 @@
         <w:bidi w:val="0"/>
         <w:jc w:val="center"/>
       </w:pPr>
-      <w:bookmarkStart w:id="49" w:name="heading_26"/>
+      <w:bookmarkStart w:id="50" w:name="heading_26"/>
       <w:r>
         <w:rPr>
           <w:rFonts w:hint="eastAsia"/>
@@ -9068,7 +9238,7 @@
         </w:rPr>
         <w:fldChar w:fldCharType="end"/>
       </w:r>
-      <w:bookmarkStart w:id="50" w:name="_Toc23346"/>
+      <w:bookmarkStart w:id="51" w:name="_Toc26814"/>
       <w:r>
         <w:rPr>
           <w:rFonts w:hint="eastAsia"/>
@@ -9079,8 +9249,8 @@
       <w:r>
         <w:t>派工单管理要求表</w:t>
       </w:r>
-      <w:bookmarkEnd w:id="49"/>
       <w:bookmarkEnd w:id="50"/>
+      <w:bookmarkEnd w:id="51"/>
     </w:p>
     <w:tbl>
       <w:tblPr>
@@ -9470,26 +9640,26 @@
         <w:pStyle w:val="31"/>
         <w:bidi w:val="0"/>
       </w:pPr>
-      <w:bookmarkStart w:id="51" w:name="_Toc13836"/>
       <w:bookmarkStart w:id="52" w:name="heading_27"/>
+      <w:bookmarkStart w:id="53" w:name="_Toc28605"/>
       <w:r>
         <w:t>项目级服务质量管理</w:t>
       </w:r>
-      <w:bookmarkEnd w:id="51"/>
       <w:bookmarkEnd w:id="52"/>
+      <w:bookmarkEnd w:id="53"/>
     </w:p>
     <w:p>
       <w:pPr>
         <w:pStyle w:val="33"/>
         <w:bidi w:val="0"/>
       </w:pPr>
-      <w:bookmarkStart w:id="53" w:name="_Toc5603"/>
       <w:bookmarkStart w:id="54" w:name="heading_28"/>
+      <w:bookmarkStart w:id="55" w:name="_Toc16580"/>
       <w:r>
         <w:t>服务受理投诉流程</w:t>
       </w:r>
-      <w:bookmarkEnd w:id="53"/>
       <w:bookmarkEnd w:id="54"/>
+      <w:bookmarkEnd w:id="55"/>
     </w:p>
     <w:p>
       <w:pPr>
@@ -9497,7 +9667,7 @@
         <w:bidi w:val="0"/>
         <w:jc w:val="center"/>
       </w:pPr>
-      <w:bookmarkStart w:id="55" w:name="heading_29"/>
+      <w:bookmarkStart w:id="56" w:name="heading_29"/>
       <w:r>
         <w:rPr>
           <w:rFonts w:hint="eastAsia"/>
@@ -9609,7 +9779,7 @@
         </w:rPr>
         <w:fldChar w:fldCharType="end"/>
       </w:r>
-      <w:bookmarkStart w:id="56" w:name="_Toc28536"/>
+      <w:bookmarkStart w:id="57" w:name="_Toc11375"/>
       <w:r>
         <w:rPr>
           <w:rFonts w:hint="eastAsia"/>
@@ -9620,8 +9790,8 @@
       <w:r>
         <w:t>服务受理投诉流程表</w:t>
       </w:r>
-      <w:bookmarkEnd w:id="55"/>
       <w:bookmarkEnd w:id="56"/>
+      <w:bookmarkEnd w:id="57"/>
     </w:p>
     <w:tbl>
       <w:tblPr>
@@ -10431,13 +10601,13 @@
         <w:pStyle w:val="33"/>
         <w:bidi w:val="0"/>
       </w:pPr>
-      <w:bookmarkStart w:id="57" w:name="_Toc26380"/>
       <w:bookmarkStart w:id="58" w:name="heading_30"/>
+      <w:bookmarkStart w:id="59" w:name="_Toc9259"/>
       <w:r>
         <w:t>客户满意度调查</w:t>
       </w:r>
-      <w:bookmarkEnd w:id="57"/>
       <w:bookmarkEnd w:id="58"/>
+      <w:bookmarkEnd w:id="59"/>
     </w:p>
     <w:p>
       <w:pPr>
@@ -10445,7 +10615,7 @@
         <w:bidi w:val="0"/>
         <w:jc w:val="center"/>
       </w:pPr>
-      <w:bookmarkStart w:id="59" w:name="heading_31"/>
+      <w:bookmarkStart w:id="60" w:name="heading_31"/>
       <w:r>
         <w:rPr>
           <w:rFonts w:hint="eastAsia"/>
@@ -10557,7 +10727,7 @@
         </w:rPr>
         <w:fldChar w:fldCharType="end"/>
       </w:r>
-      <w:bookmarkStart w:id="60" w:name="_Toc31843"/>
+      <w:bookmarkStart w:id="61" w:name="_Toc4051"/>
       <w:r>
         <w:rPr>
           <w:rFonts w:hint="eastAsia"/>
@@ -10568,8 +10738,8 @@
       <w:r>
         <w:t>客户满意度调查要求表</w:t>
       </w:r>
-      <w:bookmarkEnd w:id="59"/>
       <w:bookmarkEnd w:id="60"/>
+      <w:bookmarkEnd w:id="61"/>
     </w:p>
     <w:tbl>
       <w:tblPr>
@@ -11182,13 +11352,13 @@
         <w:pStyle w:val="33"/>
         <w:bidi w:val="0"/>
       </w:pPr>
-      <w:bookmarkStart w:id="61" w:name="heading_32"/>
-      <w:bookmarkStart w:id="62" w:name="_Toc17588"/>
+      <w:bookmarkStart w:id="62" w:name="heading_32"/>
+      <w:bookmarkStart w:id="63" w:name="_Toc819"/>
       <w:r>
         <w:t>服务台服务质量考核</w:t>
       </w:r>
-      <w:bookmarkEnd w:id="61"/>
       <w:bookmarkEnd w:id="62"/>
+      <w:bookmarkEnd w:id="63"/>
     </w:p>
     <w:p>
       <w:pPr>
@@ -11196,7 +11366,7 @@
         <w:bidi w:val="0"/>
         <w:jc w:val="center"/>
       </w:pPr>
-      <w:bookmarkStart w:id="63" w:name="heading_33"/>
+      <w:bookmarkStart w:id="64" w:name="heading_33"/>
       <w:r>
         <w:rPr>
           <w:rFonts w:hint="eastAsia"/>
@@ -11308,7 +11478,7 @@
         </w:rPr>
         <w:fldChar w:fldCharType="end"/>
       </w:r>
-      <w:bookmarkStart w:id="64" w:name="_Toc20324"/>
+      <w:bookmarkStart w:id="65" w:name="_Toc4169"/>
       <w:r>
         <w:rPr>
           <w:rFonts w:hint="eastAsia"/>
@@ -11319,8 +11489,8 @@
       <w:r>
         <w:t>服务台服务质量考核表</w:t>
       </w:r>
-      <w:bookmarkEnd w:id="63"/>
       <w:bookmarkEnd w:id="64"/>
+      <w:bookmarkEnd w:id="65"/>
     </w:p>
     <w:tbl>
       <w:tblPr>
@@ -11854,13 +12024,13 @@
         <w:pStyle w:val="31"/>
         <w:bidi w:val="0"/>
       </w:pPr>
-      <w:bookmarkStart w:id="65" w:name="_Toc3779"/>
       <w:bookmarkStart w:id="66" w:name="heading_34"/>
+      <w:bookmarkStart w:id="67" w:name="_Toc25683"/>
       <w:r>
         <w:t>关键绩效指标（KPI）</w:t>
       </w:r>
-      <w:bookmarkEnd w:id="65"/>
       <w:bookmarkEnd w:id="66"/>
+      <w:bookmarkEnd w:id="67"/>
     </w:p>
     <w:p>
       <w:pPr>
@@ -11868,7 +12038,7 @@
         <w:bidi w:val="0"/>
         <w:jc w:val="center"/>
       </w:pPr>
-      <w:bookmarkStart w:id="67" w:name="heading_35"/>
+      <w:bookmarkStart w:id="68" w:name="heading_35"/>
       <w:r>
         <w:rPr>
           <w:rFonts w:hint="eastAsia"/>
@@ -11980,7 +12150,7 @@
         </w:rPr>
         <w:fldChar w:fldCharType="end"/>
       </w:r>
-      <w:bookmarkStart w:id="68" w:name="_Toc1960"/>
+      <w:bookmarkStart w:id="69" w:name="_Toc2156"/>
       <w:r>
         <w:rPr>
           <w:rFonts w:hint="eastAsia"/>
@@ -11991,8 +12161,8 @@
       <w:r>
         <w:t>KPI指标表</w:t>
       </w:r>
-      <w:bookmarkEnd w:id="67"/>
       <w:bookmarkEnd w:id="68"/>
+      <w:bookmarkEnd w:id="69"/>
     </w:p>
     <w:tbl>
       <w:tblPr>
@@ -12032,12 +12202,6 @@
             <w:insideH w:val="none" w:color="DEE0E3" w:sz="0" w:space="0"/>
             <w:insideV w:val="none" w:color="DEE0E3" w:sz="0" w:space="0"/>
           </w:tblBorders>
-          <w:tblCellMar>
-            <w:top w:w="0" w:type="dxa"/>
-            <w:left w:w="10" w:type="dxa"/>
-            <w:bottom w:w="0" w:type="dxa"/>
-            <w:right w:w="10" w:type="dxa"/>
-          </w:tblCellMar>
         </w:tblPrEx>
         <w:trPr>
           <w:trHeight w:val="0" w:hRule="atLeast"/>
@@ -12605,13 +12769,13 @@
         <w:pStyle w:val="31"/>
         <w:bidi w:val="0"/>
       </w:pPr>
-      <w:bookmarkStart w:id="69" w:name="heading_36"/>
-      <w:bookmarkStart w:id="70" w:name="_Toc17457"/>
+      <w:bookmarkStart w:id="70" w:name="heading_36"/>
+      <w:bookmarkStart w:id="71" w:name="_Toc14463"/>
       <w:r>
         <w:t>相关文件</w:t>
       </w:r>
-      <w:bookmarkEnd w:id="69"/>
       <w:bookmarkEnd w:id="70"/>
+      <w:bookmarkEnd w:id="71"/>
     </w:p>
     <w:p>
       <w:pPr>
@@ -12674,13 +12838,13 @@
         <w:pStyle w:val="31"/>
         <w:bidi w:val="0"/>
       </w:pPr>
-      <w:bookmarkStart w:id="71" w:name="heading_37"/>
-      <w:bookmarkStart w:id="72" w:name="_Toc29447"/>
+      <w:bookmarkStart w:id="72" w:name="heading_37"/>
+      <w:bookmarkStart w:id="73" w:name="_Toc16072"/>
       <w:r>
         <w:t>输出的文件及记录</w:t>
       </w:r>
-      <w:bookmarkEnd w:id="71"/>
       <w:bookmarkEnd w:id="72"/>
+      <w:bookmarkEnd w:id="73"/>
     </w:p>
     <w:p>
       <w:pPr>
@@ -12688,7 +12852,7 @@
         <w:bidi w:val="0"/>
         <w:jc w:val="center"/>
       </w:pPr>
-      <w:bookmarkStart w:id="73" w:name="heading_38"/>
+      <w:bookmarkStart w:id="74" w:name="heading_38"/>
       <w:r>
         <w:rPr>
           <w:rFonts w:hint="eastAsia"/>
@@ -12800,7 +12964,7 @@
         </w:rPr>
         <w:fldChar w:fldCharType="end"/>
       </w:r>
-      <w:bookmarkStart w:id="74" w:name="_Toc30105"/>
+      <w:bookmarkStart w:id="75" w:name="_Toc19479"/>
       <w:r>
         <w:rPr>
           <w:rFonts w:hint="eastAsia"/>
@@ -12811,8 +12975,8 @@
       <w:r>
         <w:t>输出文件记录表</w:t>
       </w:r>
-      <w:bookmarkEnd w:id="73"/>
       <w:bookmarkEnd w:id="74"/>
+      <w:bookmarkEnd w:id="75"/>
     </w:p>
     <w:tbl>
       <w:tblPr>
